--- a/8.资源管理/2.运行记录类文件/080202-服务台应用提升情况说明(截止2025年10月).docx
+++ b/8.资源管理/2.运行记录类文件/080202-服务台应用提升情况说明(截止2025年10月).docx
@@ -7,7 +7,19 @@
         <w:pStyle w:val="31"/>
         <w:bidi w:val="0"/>
       </w:pPr>
-      <w:bookmarkStart w:id="0" w:name="_Toc5242"/>
+      <w:bookmarkStart w:id="0" w:name="_Toc28766"/>
+    </w:p>
+    <w:p>
+      <w:pPr>
+        <w:pStyle w:val="31"/>
+        <w:bidi w:val="0"/>
+      </w:pPr>
+    </w:p>
+    <w:p>
+      <w:pPr>
+        <w:pStyle w:val="31"/>
+        <w:bidi w:val="0"/>
+      </w:pPr>
       <w:r>
         <w:t>服务台应用提升情况说明</w:t>
       </w:r>
@@ -18,7 +30,7 @@
         <w:pStyle w:val="32"/>
         <w:bidi w:val="0"/>
       </w:pPr>
-      <w:bookmarkStart w:id="1" w:name="_Toc11565"/>
+      <w:bookmarkStart w:id="1" w:name="_Toc13503"/>
       <w:r>
         <w:t>甘肃国邦信息科技有限公司</w:t>
       </w:r>
@@ -81,24 +93,6 @@
     </w:p>
     <w:p>
       <w:pPr>
-        <w:pStyle w:val="12"/>
-        <w:spacing w:line="297" w:lineRule="auto"/>
-      </w:pPr>
-    </w:p>
-    <w:p>
-      <w:pPr>
-        <w:pStyle w:val="12"/>
-        <w:spacing w:line="297" w:lineRule="auto"/>
-      </w:pPr>
-    </w:p>
-    <w:p>
-      <w:pPr>
-        <w:pStyle w:val="12"/>
-        <w:spacing w:line="298" w:lineRule="auto"/>
-      </w:pPr>
-    </w:p>
-    <w:p>
-      <w:pPr>
         <w:spacing w:before="91" w:line="220" w:lineRule="auto"/>
         <w:ind w:left="3778"/>
         <w:outlineLvl w:val="0"/>
@@ -108,7 +102,7 @@
           <w:szCs w:val="28"/>
         </w:rPr>
       </w:pPr>
-      <w:bookmarkStart w:id="2" w:name="_Toc13537"/>
+      <w:bookmarkStart w:id="2" w:name="_Toc9532"/>
       <w:r>
         <w:rPr>
           <w:rFonts w:ascii="宋体" w:hAnsi="宋体" w:eastAsia="宋体" w:cs="宋体"/>
@@ -119,11 +113,6 @@
         <w:t>文档信息</w:t>
       </w:r>
       <w:bookmarkEnd w:id="2"/>
-    </w:p>
-    <w:p>
-      <w:pPr>
-        <w:spacing w:line="131" w:lineRule="exact"/>
-      </w:pPr>
     </w:p>
     <w:tbl>
       <w:tblPr>
@@ -848,8 +837,6 @@
               <w:szCs w:val="24"/>
             </w:rPr>
           </w:pPr>
-          <w:bookmarkStart w:id="8" w:name="_GoBack"/>
-          <w:bookmarkEnd w:id="8"/>
           <w:r>
             <w:rPr>
               <w:rFonts w:hint="eastAsia" w:ascii="Microsoft JhengHei" w:hAnsi="Microsoft JhengHei" w:eastAsia="Microsoft JhengHei" w:cs="Microsoft JhengHei"/>
@@ -902,7 +889,7 @@
               <w:rFonts w:hint="eastAsia" w:ascii="Microsoft JhengHei" w:hAnsi="Microsoft JhengHei" w:eastAsia="Microsoft JhengHei" w:cs="Microsoft JhengHei"/>
               <w:szCs w:val="24"/>
             </w:rPr>
-            <w:instrText xml:space="preserve"> HYPERLINK \l _Toc5242 </w:instrText>
+            <w:instrText xml:space="preserve"> HYPERLINK \l _Toc28766 </w:instrText>
           </w:r>
           <w:r>
             <w:rPr>
@@ -921,7 +908,7 @@
             <w:fldChar w:fldCharType="begin"/>
           </w:r>
           <w:r>
-            <w:instrText xml:space="preserve"> PAGEREF _Toc5242 \h </w:instrText>
+            <w:instrText xml:space="preserve"> PAGEREF _Toc28766 \h </w:instrText>
           </w:r>
           <w:r>
             <w:fldChar w:fldCharType="separate"/>
@@ -959,7 +946,7 @@
               <w:rFonts w:hint="eastAsia" w:ascii="Microsoft JhengHei" w:hAnsi="Microsoft JhengHei" w:eastAsia="Microsoft JhengHei" w:cs="Microsoft JhengHei"/>
               <w:szCs w:val="24"/>
             </w:rPr>
-            <w:instrText xml:space="preserve"> HYPERLINK \l _Toc11565 </w:instrText>
+            <w:instrText xml:space="preserve"> HYPERLINK \l _Toc13503 </w:instrText>
           </w:r>
           <w:r>
             <w:rPr>
@@ -978,7 +965,7 @@
             <w:fldChar w:fldCharType="begin"/>
           </w:r>
           <w:r>
-            <w:instrText xml:space="preserve"> PAGEREF _Toc11565 \h </w:instrText>
+            <w:instrText xml:space="preserve"> PAGEREF _Toc13503 \h </w:instrText>
           </w:r>
           <w:r>
             <w:fldChar w:fldCharType="separate"/>
@@ -1016,7 +1003,7 @@
               <w:rFonts w:hint="eastAsia" w:ascii="Microsoft JhengHei" w:hAnsi="Microsoft JhengHei" w:eastAsia="Microsoft JhengHei" w:cs="Microsoft JhengHei"/>
               <w:szCs w:val="24"/>
             </w:rPr>
-            <w:instrText xml:space="preserve"> HYPERLINK \l _Toc13537 </w:instrText>
+            <w:instrText xml:space="preserve"> HYPERLINK \l _Toc9532 </w:instrText>
           </w:r>
           <w:r>
             <w:rPr>
@@ -1040,7 +1027,7 @@
             <w:fldChar w:fldCharType="begin"/>
           </w:r>
           <w:r>
-            <w:instrText xml:space="preserve"> PAGEREF _Toc13537 \h </w:instrText>
+            <w:instrText xml:space="preserve"> PAGEREF _Toc9532 \h </w:instrText>
           </w:r>
           <w:r>
             <w:fldChar w:fldCharType="separate"/>
@@ -1078,7 +1065,7 @@
               <w:rFonts w:hint="eastAsia" w:ascii="Microsoft JhengHei" w:hAnsi="Microsoft JhengHei" w:eastAsia="Microsoft JhengHei" w:cs="Microsoft JhengHei"/>
               <w:szCs w:val="24"/>
             </w:rPr>
-            <w:instrText xml:space="preserve"> HYPERLINK \l _Toc24009 </w:instrText>
+            <w:instrText xml:space="preserve"> HYPERLINK \l _Toc11543 </w:instrText>
           </w:r>
           <w:r>
             <w:rPr>
@@ -1103,7 +1090,7 @@
             <w:fldChar w:fldCharType="begin"/>
           </w:r>
           <w:r>
-            <w:instrText xml:space="preserve"> PAGEREF _Toc24009 \h </w:instrText>
+            <w:instrText xml:space="preserve"> PAGEREF _Toc11543 \h </w:instrText>
           </w:r>
           <w:r>
             <w:fldChar w:fldCharType="separate"/>
@@ -1141,7 +1128,7 @@
               <w:rFonts w:hint="eastAsia" w:ascii="Microsoft JhengHei" w:hAnsi="Microsoft JhengHei" w:eastAsia="Microsoft JhengHei" w:cs="Microsoft JhengHei"/>
               <w:szCs w:val="24"/>
             </w:rPr>
-            <w:instrText xml:space="preserve"> HYPERLINK \l _Toc17076 </w:instrText>
+            <w:instrText xml:space="preserve"> HYPERLINK \l _Toc4860 </w:instrText>
           </w:r>
           <w:r>
             <w:rPr>
@@ -1166,7 +1153,7 @@
             <w:fldChar w:fldCharType="begin"/>
           </w:r>
           <w:r>
-            <w:instrText xml:space="preserve"> PAGEREF _Toc17076 \h </w:instrText>
+            <w:instrText xml:space="preserve"> PAGEREF _Toc4860 \h </w:instrText>
           </w:r>
           <w:r>
             <w:fldChar w:fldCharType="separate"/>
@@ -1204,7 +1191,7 @@
               <w:rFonts w:hint="eastAsia" w:ascii="Microsoft JhengHei" w:hAnsi="Microsoft JhengHei" w:eastAsia="Microsoft JhengHei" w:cs="Microsoft JhengHei"/>
               <w:szCs w:val="24"/>
             </w:rPr>
-            <w:instrText xml:space="preserve"> HYPERLINK \l _Toc22009 </w:instrText>
+            <w:instrText xml:space="preserve"> HYPERLINK \l _Toc3229 </w:instrText>
           </w:r>
           <w:r>
             <w:rPr>
@@ -1229,7 +1216,7 @@
             <w:fldChar w:fldCharType="begin"/>
           </w:r>
           <w:r>
-            <w:instrText xml:space="preserve"> PAGEREF _Toc22009 \h </w:instrText>
+            <w:instrText xml:space="preserve"> PAGEREF _Toc3229 \h </w:instrText>
           </w:r>
           <w:r>
             <w:fldChar w:fldCharType="separate"/>
@@ -1267,7 +1254,7 @@
               <w:rFonts w:hint="eastAsia" w:ascii="Microsoft JhengHei" w:hAnsi="Microsoft JhengHei" w:eastAsia="Microsoft JhengHei" w:cs="Microsoft JhengHei"/>
               <w:szCs w:val="24"/>
             </w:rPr>
-            <w:instrText xml:space="preserve"> HYPERLINK \l _Toc29513 </w:instrText>
+            <w:instrText xml:space="preserve"> HYPERLINK \l _Toc29369 </w:instrText>
           </w:r>
           <w:r>
             <w:rPr>
@@ -1283,7 +1270,14 @@
             <w:t xml:space="preserve">2.2. </w:t>
           </w:r>
           <w:r>
-            <w:t>服务台录入事件的完整率稳步提升</w:t>
+            <w:t>服务台</w:t>
+          </w:r>
+          <w:r>
+            <w:rPr>
+              <w:rFonts w:hint="eastAsia"/>
+              <w:lang w:val="en-US" w:eastAsia="zh-CN"/>
+            </w:rPr>
+            <w:t>指标完成情况</w:t>
           </w:r>
           <w:r>
             <w:tab/>
@@ -1292,7 +1286,75 @@
             <w:fldChar w:fldCharType="begin"/>
           </w:r>
           <w:r>
-            <w:instrText xml:space="preserve"> PAGEREF _Toc29513 \h </w:instrText>
+            <w:instrText xml:space="preserve"> PAGEREF _Toc29369 \h </w:instrText>
+          </w:r>
+          <w:r>
+            <w:fldChar w:fldCharType="separate"/>
+          </w:r>
+          <w:r>
+            <w:t>5</w:t>
+          </w:r>
+          <w:r>
+            <w:fldChar w:fldCharType="end"/>
+          </w:r>
+          <w:r>
+            <w:rPr>
+              <w:rFonts w:hint="eastAsia" w:ascii="Microsoft JhengHei" w:hAnsi="Microsoft JhengHei" w:eastAsia="Microsoft JhengHei" w:cs="Microsoft JhengHei"/>
+              <w:szCs w:val="24"/>
+            </w:rPr>
+            <w:fldChar w:fldCharType="end"/>
+          </w:r>
+        </w:p>
+        <w:p>
+          <w:pPr>
+            <w:pStyle w:val="16"/>
+            <w:tabs>
+              <w:tab w:val="right" w:leader="dot" w:pos="9724"/>
+            </w:tabs>
+          </w:pPr>
+          <w:r>
+            <w:rPr>
+              <w:rFonts w:hint="eastAsia" w:ascii="Microsoft JhengHei" w:hAnsi="Microsoft JhengHei" w:eastAsia="Microsoft JhengHei" w:cs="Microsoft JhengHei"/>
+              <w:szCs w:val="24"/>
+            </w:rPr>
+            <w:fldChar w:fldCharType="begin"/>
+          </w:r>
+          <w:r>
+            <w:rPr>
+              <w:rFonts w:hint="eastAsia" w:ascii="Microsoft JhengHei" w:hAnsi="Microsoft JhengHei" w:eastAsia="Microsoft JhengHei" w:cs="Microsoft JhengHei"/>
+              <w:szCs w:val="24"/>
+            </w:rPr>
+            <w:instrText xml:space="preserve"> HYPERLINK \l _Toc2201 </w:instrText>
+          </w:r>
+          <w:r>
+            <w:rPr>
+              <w:rFonts w:hint="eastAsia" w:ascii="Microsoft JhengHei" w:hAnsi="Microsoft JhengHei" w:eastAsia="Microsoft JhengHei" w:cs="Microsoft JhengHei"/>
+              <w:szCs w:val="24"/>
+            </w:rPr>
+            <w:fldChar w:fldCharType="separate"/>
+          </w:r>
+          <w:r>
+            <w:rPr>
+              <w:rFonts w:hint="default"/>
+              <w:lang w:val="en-US" w:eastAsia="zh-CN"/>
+            </w:rPr>
+            <w:t xml:space="preserve">3. </w:t>
+          </w:r>
+          <w:r>
+            <w:rPr>
+              <w:rFonts w:hint="eastAsia"/>
+              <w:lang w:val="en-US" w:eastAsia="zh-CN"/>
+            </w:rPr>
+            <w:t>总结</w:t>
+          </w:r>
+          <w:r>
+            <w:tab/>
+          </w:r>
+          <w:r>
+            <w:fldChar w:fldCharType="begin"/>
+          </w:r>
+          <w:r>
+            <w:instrText xml:space="preserve"> PAGEREF _Toc2201 \h </w:instrText>
           </w:r>
           <w:r>
             <w:fldChar w:fldCharType="separate"/>
@@ -1350,7 +1412,7 @@
           <w:headerReference r:id="rId7" w:type="default"/>
           <w:footerReference r:id="rId8" w:type="default"/>
           <w:pgSz w:w="11906" w:h="16839"/>
-          <w:pgMar w:top="400" w:right="1090" w:bottom="1157" w:left="1092" w:header="0" w:footer="990" w:gutter="0"/>
+          <w:pgMar w:top="1660" w:right="1090" w:bottom="1157" w:left="1092" w:header="0" w:footer="990" w:gutter="0"/>
           <w:cols w:space="720" w:num="1"/>
         </w:sectPr>
       </w:pPr>
@@ -1362,573 +1424,11 @@
       </w:pPr>
       <w:bookmarkStart w:id="3" w:name="bookmark1"/>
       <w:bookmarkEnd w:id="3"/>
-      <w:bookmarkStart w:id="4" w:name="_Toc24009"/>
+      <w:bookmarkStart w:id="4" w:name="_Toc11543"/>
       <w:r>
         <w:t>服务台概况</w:t>
       </w:r>
       <w:bookmarkEnd w:id="4"/>
-    </w:p>
-    <w:p>
-      <w:pPr>
-        <w:keepNext w:val="0"/>
-        <w:keepLines w:val="0"/>
-        <w:pageBreakBefore w:val="0"/>
-        <w:widowControl/>
-        <w:kinsoku w:val="0"/>
-        <w:wordWrap/>
-        <w:overflowPunct/>
-        <w:topLinePunct w:val="0"/>
-        <w:autoSpaceDE w:val="0"/>
-        <w:autoSpaceDN w:val="0"/>
-        <w:bidi w:val="0"/>
-        <w:adjustRightInd w:val="0"/>
-        <w:snapToGrid w:val="0"/>
-        <w:spacing w:line="360" w:lineRule="auto"/>
-        <w:ind w:left="0" w:right="0" w:firstLine="472" w:firstLineChars="200"/>
-        <w:jc w:val="left"/>
-        <w:textAlignment w:val="baseline"/>
-        <w:rPr>
-          <w:rFonts w:ascii="宋体" w:hAnsi="宋体" w:eastAsia="宋体" w:cs="宋体"/>
-          <w:sz w:val="24"/>
-          <w:szCs w:val="24"/>
-        </w:rPr>
-      </w:pPr>
-      <w:r>
-        <w:rPr>
-          <w:rFonts w:ascii="宋体" w:hAnsi="宋体" w:eastAsia="宋体" w:cs="宋体"/>
-          <w:spacing w:val="-2"/>
-          <w:sz w:val="24"/>
-          <w:szCs w:val="24"/>
-        </w:rPr>
-        <w:t>服务台是与客户进行沟通和提供服务的重要途径之一，更是未来实现公司</w:t>
-      </w:r>
-      <w:r>
-        <w:rPr>
-          <w:rFonts w:ascii="宋体" w:hAnsi="宋体" w:eastAsia="宋体" w:cs="宋体"/>
-          <w:sz w:val="24"/>
-          <w:szCs w:val="24"/>
-        </w:rPr>
-        <w:t>业绩成长的重要渠道。所以为了提高客服水平，特制</w:t>
-      </w:r>
-      <w:r>
-        <w:rPr>
-          <w:rFonts w:ascii="宋体" w:hAnsi="宋体" w:eastAsia="宋体" w:cs="宋体"/>
-          <w:spacing w:val="-1"/>
-          <w:sz w:val="24"/>
-          <w:szCs w:val="24"/>
-        </w:rPr>
-        <w:t>定服务台运行服务管理制</w:t>
-      </w:r>
-      <w:r>
-        <w:rPr>
-          <w:rFonts w:ascii="宋体" w:hAnsi="宋体" w:eastAsia="宋体" w:cs="宋体"/>
-          <w:sz w:val="24"/>
-          <w:szCs w:val="24"/>
-        </w:rPr>
-        <w:t>度，对所提供服务的产品或业务，交付和交付后的活</w:t>
-      </w:r>
-      <w:r>
-        <w:rPr>
-          <w:rFonts w:ascii="宋体" w:hAnsi="宋体" w:eastAsia="宋体" w:cs="宋体"/>
-          <w:spacing w:val="-1"/>
-          <w:sz w:val="24"/>
-          <w:szCs w:val="24"/>
-        </w:rPr>
-        <w:t>动进行管理，</w:t>
-      </w:r>
-      <w:r>
-        <w:rPr>
-          <w:rFonts w:hint="eastAsia" w:ascii="宋体" w:hAnsi="宋体" w:eastAsia="宋体" w:cs="宋体"/>
-          <w:spacing w:val="-1"/>
-          <w:sz w:val="24"/>
-          <w:szCs w:val="24"/>
-          <w:lang w:val="en-US" w:eastAsia="zh-CN"/>
-        </w:rPr>
-        <w:t>将客户问题记录到《问题反馈单》</w:t>
-      </w:r>
-      <w:r>
-        <w:rPr>
-          <w:rFonts w:ascii="宋体" w:hAnsi="宋体" w:eastAsia="宋体" w:cs="宋体"/>
-          <w:spacing w:val="-3"/>
-          <w:sz w:val="24"/>
-          <w:szCs w:val="24"/>
-        </w:rPr>
-        <w:t>，为客户提供专业化和规范化的服务。</w:t>
-      </w:r>
-    </w:p>
-    <w:p>
-      <w:pPr>
-        <w:keepNext w:val="0"/>
-        <w:keepLines w:val="0"/>
-        <w:pageBreakBefore w:val="0"/>
-        <w:widowControl/>
-        <w:kinsoku w:val="0"/>
-        <w:wordWrap/>
-        <w:overflowPunct/>
-        <w:topLinePunct w:val="0"/>
-        <w:autoSpaceDE w:val="0"/>
-        <w:autoSpaceDN w:val="0"/>
-        <w:bidi w:val="0"/>
-        <w:adjustRightInd w:val="0"/>
-        <w:snapToGrid w:val="0"/>
-        <w:spacing w:line="360" w:lineRule="auto"/>
-        <w:ind w:left="0" w:right="0" w:firstLine="476" w:firstLineChars="200"/>
-        <w:jc w:val="left"/>
-        <w:textAlignment w:val="baseline"/>
-        <w:rPr>
-          <w:rFonts w:ascii="宋体" w:hAnsi="宋体" w:eastAsia="宋体" w:cs="宋体"/>
-          <w:sz w:val="24"/>
-          <w:szCs w:val="24"/>
-        </w:rPr>
-      </w:pPr>
-      <w:r>
-        <w:rPr>
-          <w:rFonts w:ascii="宋体" w:hAnsi="宋体" w:eastAsia="宋体" w:cs="宋体"/>
-          <w:spacing w:val="-1"/>
-          <w:sz w:val="24"/>
-          <w:szCs w:val="24"/>
-        </w:rPr>
-        <w:t>公司设置统一对外服务电话</w:t>
-      </w:r>
-      <w:r>
-        <w:rPr>
-          <w:rFonts w:ascii="宋体" w:hAnsi="宋体" w:eastAsia="宋体" w:cs="宋体"/>
-          <w:spacing w:val="-4"/>
-          <w:sz w:val="24"/>
-          <w:szCs w:val="24"/>
-        </w:rPr>
-        <w:t>，</w:t>
-      </w:r>
-      <w:r>
-        <w:rPr>
-          <w:rFonts w:ascii="宋体" w:hAnsi="宋体" w:eastAsia="宋体" w:cs="宋体"/>
-          <w:spacing w:val="-2"/>
-          <w:sz w:val="24"/>
-          <w:szCs w:val="24"/>
-        </w:rPr>
-        <w:t>设置专职客户专员</w:t>
-      </w:r>
-      <w:r>
-        <w:rPr>
-          <w:rFonts w:ascii="宋体" w:hAnsi="宋体" w:eastAsia="宋体" w:cs="宋体"/>
-          <w:sz w:val="24"/>
-          <w:szCs w:val="24"/>
-        </w:rPr>
-        <w:t>担任服务台，实现5*8小时的电话接听，并在其</w:t>
-      </w:r>
-      <w:r>
-        <w:rPr>
-          <w:rFonts w:ascii="宋体" w:hAnsi="宋体" w:eastAsia="宋体" w:cs="宋体"/>
-          <w:spacing w:val="-1"/>
-          <w:sz w:val="24"/>
-          <w:szCs w:val="24"/>
-        </w:rPr>
-        <w:t>他时间转接到服务台的手机，达</w:t>
-      </w:r>
-      <w:r>
-        <w:rPr>
-          <w:rFonts w:ascii="宋体" w:hAnsi="宋体" w:eastAsia="宋体" w:cs="宋体"/>
-          <w:spacing w:val="-4"/>
-          <w:sz w:val="24"/>
-          <w:szCs w:val="24"/>
-        </w:rPr>
-        <w:t>到7*24小时的远程服务支持。</w:t>
-      </w:r>
-    </w:p>
-    <w:p>
-      <w:pPr>
-        <w:keepNext w:val="0"/>
-        <w:keepLines w:val="0"/>
-        <w:pageBreakBefore w:val="0"/>
-        <w:widowControl/>
-        <w:kinsoku w:val="0"/>
-        <w:wordWrap/>
-        <w:overflowPunct/>
-        <w:topLinePunct w:val="0"/>
-        <w:autoSpaceDE w:val="0"/>
-        <w:autoSpaceDN w:val="0"/>
-        <w:bidi w:val="0"/>
-        <w:adjustRightInd w:val="0"/>
-        <w:snapToGrid w:val="0"/>
-        <w:spacing w:line="360" w:lineRule="auto"/>
-        <w:ind w:left="0" w:right="0" w:firstLine="480" w:firstLineChars="200"/>
-        <w:jc w:val="left"/>
-        <w:textAlignment w:val="baseline"/>
-        <w:rPr>
-          <w:rFonts w:ascii="宋体" w:hAnsi="宋体" w:eastAsia="宋体" w:cs="宋体"/>
-          <w:sz w:val="28"/>
-          <w:szCs w:val="28"/>
-        </w:rPr>
-      </w:pPr>
-      <w:r>
-        <w:rPr>
-          <w:rFonts w:ascii="宋体" w:hAnsi="宋体" w:eastAsia="宋体" w:cs="宋体"/>
-          <w:sz w:val="24"/>
-          <w:szCs w:val="24"/>
-        </w:rPr>
-        <w:t>服务台的基本功能是接收用户的各类使用问题</w:t>
-      </w:r>
-      <w:r>
-        <w:rPr>
-          <w:rFonts w:ascii="宋体" w:hAnsi="宋体" w:eastAsia="宋体" w:cs="宋体"/>
-          <w:spacing w:val="-1"/>
-          <w:sz w:val="24"/>
-          <w:szCs w:val="24"/>
-        </w:rPr>
-        <w:t>请求，并在规定时间内为用</w:t>
-      </w:r>
-      <w:r>
-        <w:rPr>
-          <w:rFonts w:ascii="宋体" w:hAnsi="宋体" w:eastAsia="宋体" w:cs="宋体"/>
-          <w:sz w:val="24"/>
-          <w:szCs w:val="24"/>
-        </w:rPr>
-        <w:t>户直接远程解决相关问题，如遇复杂问题则转</w:t>
-      </w:r>
-      <w:r>
-        <w:rPr>
-          <w:rFonts w:ascii="宋体" w:hAnsi="宋体" w:eastAsia="宋体" w:cs="宋体"/>
-          <w:spacing w:val="-1"/>
-          <w:sz w:val="24"/>
-          <w:szCs w:val="24"/>
-        </w:rPr>
-        <w:t>交二线支持，同时还需跟踪解决</w:t>
-      </w:r>
-      <w:r>
-        <w:rPr>
-          <w:rFonts w:ascii="宋体" w:hAnsi="宋体" w:eastAsia="宋体" w:cs="宋体"/>
-          <w:sz w:val="24"/>
-          <w:szCs w:val="24"/>
-        </w:rPr>
-        <w:t>情况并及时反馈以便最终解决用户问题。在此</w:t>
-      </w:r>
-      <w:r>
-        <w:rPr>
-          <w:rFonts w:ascii="宋体" w:hAnsi="宋体" w:eastAsia="宋体" w:cs="宋体"/>
-          <w:spacing w:val="-1"/>
-          <w:sz w:val="24"/>
-          <w:szCs w:val="24"/>
-        </w:rPr>
-        <w:t>基础上，服务台还要对服务过程和结果进行记录，以便分析总结，提高问题解决速度，保证</w:t>
-      </w:r>
-      <w:r>
-        <w:rPr>
-          <w:rFonts w:ascii="宋体" w:hAnsi="宋体" w:eastAsia="宋体" w:cs="宋体"/>
-          <w:spacing w:val="-2"/>
-          <w:sz w:val="24"/>
-          <w:szCs w:val="24"/>
-        </w:rPr>
-        <w:t>服务SLA的达成。</w:t>
-      </w:r>
-    </w:p>
-    <w:p>
-      <w:pPr>
-        <w:pStyle w:val="26"/>
-        <w:bidi w:val="0"/>
-      </w:pPr>
-      <w:bookmarkStart w:id="5" w:name="_Toc17076"/>
-      <w:r>
-        <w:t>严格要求服务台工作</w:t>
-      </w:r>
-      <w:bookmarkEnd w:id="5"/>
-    </w:p>
-    <w:p>
-      <w:pPr>
-        <w:keepNext w:val="0"/>
-        <w:keepLines w:val="0"/>
-        <w:pageBreakBefore w:val="0"/>
-        <w:widowControl/>
-        <w:kinsoku w:val="0"/>
-        <w:wordWrap/>
-        <w:overflowPunct/>
-        <w:topLinePunct w:val="0"/>
-        <w:autoSpaceDE w:val="0"/>
-        <w:autoSpaceDN w:val="0"/>
-        <w:bidi w:val="0"/>
-        <w:adjustRightInd w:val="0"/>
-        <w:snapToGrid w:val="0"/>
-        <w:spacing w:line="360" w:lineRule="auto"/>
-        <w:ind w:left="0" w:right="0" w:firstLine="480" w:firstLineChars="200"/>
-        <w:jc w:val="left"/>
-        <w:textAlignment w:val="baseline"/>
-        <w:rPr>
-          <w:rFonts w:ascii="宋体" w:hAnsi="宋体" w:eastAsia="宋体" w:cs="宋体"/>
-          <w:sz w:val="24"/>
-          <w:szCs w:val="24"/>
-        </w:rPr>
-      </w:pPr>
-      <w:r>
-        <w:rPr>
-          <w:rFonts w:hint="eastAsia" w:ascii="宋体" w:hAnsi="宋体" w:eastAsia="宋体" w:cs="宋体"/>
-          <w:sz w:val="24"/>
-          <w:szCs w:val="24"/>
-          <w:lang w:val="en-US" w:eastAsia="zh-CN"/>
-        </w:rPr>
-        <w:t>通过严格执行《服务台操作手册》、《服务台管理制度》明确客服的操作职责，结合公司往年的运行情况，</w:t>
-      </w:r>
-      <w:r>
-        <w:rPr>
-          <w:rFonts w:ascii="宋体" w:hAnsi="宋体" w:eastAsia="宋体" w:cs="宋体"/>
-          <w:sz w:val="24"/>
-          <w:szCs w:val="24"/>
-        </w:rPr>
-        <w:t>2025年服务台录入事件的完整率目标值</w:t>
-      </w:r>
-      <w:r>
-        <w:rPr>
-          <w:rFonts w:hint="eastAsia" w:ascii="宋体" w:hAnsi="宋体" w:eastAsia="宋体" w:cs="宋体"/>
-          <w:sz w:val="24"/>
-          <w:szCs w:val="24"/>
-          <w:lang w:val="en-US" w:eastAsia="zh-CN"/>
-        </w:rPr>
-        <w:t>要求达到</w:t>
-      </w:r>
-      <w:r>
-        <w:rPr>
-          <w:rFonts w:ascii="宋体" w:hAnsi="宋体" w:eastAsia="宋体" w:cs="宋体"/>
-          <w:sz w:val="24"/>
-          <w:szCs w:val="24"/>
-        </w:rPr>
-        <w:t>95%。</w:t>
-      </w:r>
-    </w:p>
-    <w:p>
-      <w:pPr>
-        <w:pStyle w:val="28"/>
-        <w:bidi w:val="0"/>
-      </w:pPr>
-      <w:bookmarkStart w:id="6" w:name="_Toc22009"/>
-      <w:r>
-        <w:t>提升服务台工作效率</w:t>
-      </w:r>
-      <w:bookmarkEnd w:id="6"/>
-    </w:p>
-    <w:p>
-      <w:pPr>
-        <w:keepNext w:val="0"/>
-        <w:keepLines w:val="0"/>
-        <w:pageBreakBefore w:val="0"/>
-        <w:widowControl/>
-        <w:kinsoku w:val="0"/>
-        <w:wordWrap/>
-        <w:overflowPunct/>
-        <w:topLinePunct w:val="0"/>
-        <w:autoSpaceDE w:val="0"/>
-        <w:autoSpaceDN w:val="0"/>
-        <w:bidi w:val="0"/>
-        <w:adjustRightInd w:val="0"/>
-        <w:snapToGrid w:val="0"/>
-        <w:spacing w:line="360" w:lineRule="auto"/>
-        <w:ind w:left="0" w:right="0" w:firstLine="480" w:firstLineChars="200"/>
-        <w:jc w:val="left"/>
-        <w:textAlignment w:val="baseline"/>
-        <w:rPr>
-          <w:rFonts w:hint="eastAsia" w:ascii="宋体" w:hAnsi="宋体" w:eastAsia="宋体" w:cs="宋体"/>
-          <w:sz w:val="24"/>
-          <w:szCs w:val="24"/>
-          <w:lang w:val="en-US" w:eastAsia="zh-CN"/>
-        </w:rPr>
-      </w:pPr>
-      <w:r>
-        <w:rPr>
-          <w:rFonts w:hint="eastAsia" w:ascii="宋体" w:hAnsi="宋体" w:eastAsia="宋体" w:cs="宋体"/>
-          <w:sz w:val="24"/>
-          <w:szCs w:val="24"/>
-          <w:lang w:val="en-US" w:eastAsia="zh-CN"/>
-        </w:rPr>
-        <w:t>实现运维服务入口的统一，并达到服务台的标准化和规范化:所有运维请求，都需通过服务台，由服务台首先接单，然后统一分派人员解决问题，使服务台成为真正的唯一联系点，方便为客户提供服务。通过建立服务台规范和制度，明确服务台的首问责任制，并采取标准化用语和处理流程，大幅提升服务台的规范化和标准化，提升公司的服务形象。</w:t>
-      </w:r>
-    </w:p>
-    <w:p>
-      <w:pPr>
-        <w:keepNext w:val="0"/>
-        <w:keepLines w:val="0"/>
-        <w:pageBreakBefore w:val="0"/>
-        <w:widowControl/>
-        <w:kinsoku w:val="0"/>
-        <w:wordWrap/>
-        <w:overflowPunct/>
-        <w:topLinePunct w:val="0"/>
-        <w:autoSpaceDE w:val="0"/>
-        <w:autoSpaceDN w:val="0"/>
-        <w:bidi w:val="0"/>
-        <w:adjustRightInd w:val="0"/>
-        <w:snapToGrid w:val="0"/>
-        <w:spacing w:line="360" w:lineRule="auto"/>
-        <w:ind w:left="0" w:right="0" w:firstLine="480" w:firstLineChars="200"/>
-        <w:jc w:val="left"/>
-        <w:textAlignment w:val="baseline"/>
-        <w:rPr>
-          <w:rFonts w:hint="eastAsia" w:ascii="宋体" w:hAnsi="宋体" w:eastAsia="宋体" w:cs="宋体"/>
-          <w:sz w:val="24"/>
-          <w:szCs w:val="24"/>
-          <w:lang w:val="en-US" w:eastAsia="zh-CN"/>
-        </w:rPr>
-      </w:pPr>
-      <w:r>
-        <w:rPr>
-          <w:rFonts w:hint="eastAsia" w:ascii="宋体" w:hAnsi="宋体" w:eastAsia="宋体" w:cs="宋体"/>
-          <w:sz w:val="24"/>
-          <w:szCs w:val="24"/>
-          <w:lang w:val="en-US" w:eastAsia="zh-CN"/>
-        </w:rPr>
-        <w:t>实现服务水平协议(SLA)的标准化管理:在运维项目立项或签订合同时，就与用户商定好各类故障和问题的不同级别和响应时间，根据服务级别来有序解决。在明确双方要求的基础上，大幅提高客户满意度，并为运维团队提供考核依据。</w:t>
-      </w:r>
-    </w:p>
-    <w:p>
-      <w:pPr>
-        <w:keepNext w:val="0"/>
-        <w:keepLines w:val="0"/>
-        <w:pageBreakBefore w:val="0"/>
-        <w:widowControl/>
-        <w:kinsoku w:val="0"/>
-        <w:wordWrap/>
-        <w:overflowPunct/>
-        <w:topLinePunct w:val="0"/>
-        <w:autoSpaceDE w:val="0"/>
-        <w:autoSpaceDN w:val="0"/>
-        <w:bidi w:val="0"/>
-        <w:adjustRightInd w:val="0"/>
-        <w:snapToGrid w:val="0"/>
-        <w:spacing w:line="360" w:lineRule="auto"/>
-        <w:ind w:left="0" w:right="0" w:firstLine="480" w:firstLineChars="200"/>
-        <w:jc w:val="left"/>
-        <w:textAlignment w:val="baseline"/>
-        <w:rPr>
-          <w:rFonts w:hint="eastAsia" w:ascii="宋体" w:hAnsi="宋体" w:eastAsia="宋体" w:cs="宋体"/>
-          <w:sz w:val="24"/>
-          <w:szCs w:val="24"/>
-          <w:lang w:val="en-US" w:eastAsia="zh-CN"/>
-        </w:rPr>
-      </w:pPr>
-      <w:r>
-        <w:rPr>
-          <w:rFonts w:hint="eastAsia" w:ascii="宋体" w:hAnsi="宋体" w:eastAsia="宋体" w:cs="宋体"/>
-          <w:sz w:val="24"/>
-          <w:szCs w:val="24"/>
-          <w:lang w:val="en-US" w:eastAsia="zh-CN"/>
-        </w:rPr>
-        <w:t>随着运维项目的增加，客户需求与问题增多，为提升服务效率，增加坐席人员。实现流程、运维软件和人员的集成:服务台承担起监控管理和主动改善IT现状的职责，结合运维管理平台实现整个运维过程的可视化和可追溯管理。在运维管理平台的辅助下，结合服务台记录的数据和专家团队的经验可快速给出服务台运营报告，并提出改进建议，避免常见问题重复发生，主动防患运维风险，使运维服务变被动为主动改善。</w:t>
-      </w:r>
-    </w:p>
-    <w:p>
-      <w:pPr>
-        <w:keepNext w:val="0"/>
-        <w:keepLines w:val="0"/>
-        <w:pageBreakBefore w:val="0"/>
-        <w:widowControl/>
-        <w:kinsoku w:val="0"/>
-        <w:wordWrap/>
-        <w:overflowPunct/>
-        <w:topLinePunct w:val="0"/>
-        <w:autoSpaceDE w:val="0"/>
-        <w:autoSpaceDN w:val="0"/>
-        <w:bidi w:val="0"/>
-        <w:adjustRightInd w:val="0"/>
-        <w:snapToGrid w:val="0"/>
-        <w:spacing w:line="360" w:lineRule="auto"/>
-        <w:ind w:left="0" w:right="0" w:firstLine="480" w:firstLineChars="200"/>
-        <w:jc w:val="left"/>
-        <w:textAlignment w:val="baseline"/>
-        <w:rPr>
-          <w:rFonts w:hint="eastAsia" w:ascii="宋体" w:hAnsi="宋体" w:eastAsia="宋体" w:cs="宋体"/>
-          <w:sz w:val="24"/>
-          <w:szCs w:val="24"/>
-          <w:lang w:val="en-US" w:eastAsia="zh-CN"/>
-        </w:rPr>
-      </w:pPr>
-      <w:r>
-        <w:rPr>
-          <w:rFonts w:hint="eastAsia" w:ascii="宋体" w:hAnsi="宋体" w:eastAsia="宋体" w:cs="宋体"/>
-          <w:sz w:val="24"/>
-          <w:szCs w:val="24"/>
-          <w:lang w:val="en-US" w:eastAsia="zh-CN"/>
-        </w:rPr>
-        <w:t>总体来说，服务台首先实现统一规范管理并同时处理大量的服务请求，避免了因找不到特定技术人员而耽误时间，降低运营成本;其次通过对服务台的管理，结合建立服务知识，明确服务人员绩效考核等。</w:t>
-      </w:r>
-    </w:p>
-    <w:p>
-      <w:pPr>
-        <w:keepNext w:val="0"/>
-        <w:keepLines w:val="0"/>
-        <w:pageBreakBefore w:val="0"/>
-        <w:widowControl/>
-        <w:kinsoku w:val="0"/>
-        <w:wordWrap/>
-        <w:overflowPunct/>
-        <w:topLinePunct w:val="0"/>
-        <w:autoSpaceDE w:val="0"/>
-        <w:autoSpaceDN w:val="0"/>
-        <w:bidi w:val="0"/>
-        <w:adjustRightInd w:val="0"/>
-        <w:snapToGrid w:val="0"/>
-        <w:spacing w:line="360" w:lineRule="auto"/>
-        <w:ind w:left="0" w:right="0" w:firstLine="480" w:firstLineChars="200"/>
-        <w:jc w:val="left"/>
-        <w:textAlignment w:val="baseline"/>
-        <w:rPr>
-          <w:rFonts w:hint="eastAsia" w:ascii="宋体" w:hAnsi="宋体" w:eastAsia="宋体" w:cs="宋体"/>
-          <w:sz w:val="24"/>
-          <w:szCs w:val="24"/>
-          <w:lang w:val="en-US" w:eastAsia="zh-CN"/>
-        </w:rPr>
-      </w:pPr>
-      <w:r>
-        <w:rPr>
-          <w:rFonts w:hint="eastAsia" w:ascii="宋体" w:hAnsi="宋体" w:eastAsia="宋体" w:cs="宋体"/>
-          <w:sz w:val="24"/>
-          <w:szCs w:val="24"/>
-          <w:lang w:val="en-US" w:eastAsia="zh-CN"/>
-        </w:rPr>
-        <w:t>实现运维服务入口的统一，并达到服务台的标准化和规范化:所有运维请求，都需通过服务台，由服务台首先接单，然后统一分派人员解决问题，使服务台成为真正的唯一联系点，方便为客户提供服务。</w:t>
-      </w:r>
-    </w:p>
-    <w:p>
-      <w:pPr>
-        <w:pStyle w:val="28"/>
-        <w:bidi w:val="0"/>
-      </w:pPr>
-      <w:bookmarkStart w:id="7" w:name="_Toc29513"/>
-      <w:r>
-        <w:t>服务台录入事件的完整率稳步提升</w:t>
-      </w:r>
-      <w:bookmarkEnd w:id="7"/>
-    </w:p>
-    <w:p>
-      <w:pPr>
-        <w:keepNext w:val="0"/>
-        <w:keepLines w:val="0"/>
-        <w:pageBreakBefore w:val="0"/>
-        <w:widowControl/>
-        <w:kinsoku w:val="0"/>
-        <w:wordWrap/>
-        <w:overflowPunct/>
-        <w:topLinePunct w:val="0"/>
-        <w:autoSpaceDE w:val="0"/>
-        <w:autoSpaceDN w:val="0"/>
-        <w:bidi w:val="0"/>
-        <w:adjustRightInd w:val="0"/>
-        <w:snapToGrid w:val="0"/>
-        <w:spacing w:line="360" w:lineRule="auto"/>
-        <w:ind w:left="0" w:right="0" w:firstLine="480" w:firstLineChars="200"/>
-        <w:jc w:val="left"/>
-        <w:textAlignment w:val="baseline"/>
-        <w:rPr>
-          <w:rFonts w:hint="eastAsia" w:ascii="宋体" w:hAnsi="宋体" w:eastAsia="宋体" w:cs="宋体"/>
-          <w:sz w:val="24"/>
-          <w:szCs w:val="24"/>
-          <w:lang w:val="en-US" w:eastAsia="zh-CN"/>
-        </w:rPr>
-      </w:pPr>
-      <w:r>
-        <w:rPr>
-          <w:rFonts w:hint="eastAsia" w:ascii="宋体" w:hAnsi="宋体" w:eastAsia="宋体" w:cs="宋体"/>
-          <w:sz w:val="24"/>
-          <w:szCs w:val="24"/>
-          <w:lang w:val="en-US" w:eastAsia="zh-CN"/>
-        </w:rPr>
-        <w:t>由于实现了服务台的标准化及制度化，并将运维人员分级管理，方便服务台人员对派单，因此服务台录入事件的完整率逐年提升，2025年设定的目标均为95%，经过2025年季度KPI跟踪，2025年第一、二和三季度服务台录入事件的完整率均达到100%。</w:t>
-      </w:r>
     </w:p>
     <w:p>
       <w:pPr>
@@ -1950,17 +1450,448 @@
         <w:jc w:val="left"/>
         <w:textAlignment w:val="baseline"/>
         <w:rPr>
-          <w:rFonts w:ascii="宋体" w:hAnsi="宋体" w:eastAsia="宋体" w:cs="宋体"/>
+          <w:rFonts w:hint="eastAsia" w:ascii="宋体" w:hAnsi="宋体" w:cs="宋体"/>
           <w:sz w:val="28"/>
           <w:szCs w:val="28"/>
+          <w:lang w:val="en-US" w:eastAsia="zh-CN"/>
         </w:rPr>
       </w:pPr>
+      <w:r>
+        <w:rPr>
+          <w:rFonts w:hint="eastAsia" w:ascii="宋体" w:hAnsi="宋体" w:cs="宋体"/>
+          <w:sz w:val="28"/>
+          <w:szCs w:val="28"/>
+          <w:lang w:val="en-US" w:eastAsia="zh-CN"/>
+        </w:rPr>
+        <w:t>服务台是与客户进行沟通和提供服务的重要途径之一，更是未来实现公司业绩成长的重要渠道。所以为了提高客服水平，特制定服务台运行服务管理制度，对所提供服务的产品或业务，交付和交付后的活动进行管理，将客户问题记录到《问题反馈单》，为客户提供专业化和规范化的服务。</w:t>
+      </w:r>
+    </w:p>
+    <w:p>
+      <w:pPr>
+        <w:keepNext w:val="0"/>
+        <w:keepLines w:val="0"/>
+        <w:pageBreakBefore w:val="0"/>
+        <w:widowControl/>
+        <w:kinsoku w:val="0"/>
+        <w:wordWrap/>
+        <w:overflowPunct/>
+        <w:topLinePunct w:val="0"/>
+        <w:autoSpaceDE w:val="0"/>
+        <w:autoSpaceDN w:val="0"/>
+        <w:bidi w:val="0"/>
+        <w:adjustRightInd w:val="0"/>
+        <w:snapToGrid w:val="0"/>
+        <w:spacing w:line="360" w:lineRule="auto"/>
+        <w:ind w:left="0" w:right="0" w:firstLine="560" w:firstLineChars="200"/>
+        <w:jc w:val="left"/>
+        <w:textAlignment w:val="baseline"/>
+        <w:rPr>
+          <w:rFonts w:hint="eastAsia" w:ascii="宋体" w:hAnsi="宋体" w:cs="宋体"/>
+          <w:sz w:val="28"/>
+          <w:szCs w:val="28"/>
+          <w:lang w:val="en-US" w:eastAsia="zh-CN"/>
+        </w:rPr>
+      </w:pPr>
+      <w:r>
+        <w:rPr>
+          <w:rFonts w:hint="eastAsia" w:ascii="宋体" w:hAnsi="宋体" w:cs="宋体"/>
+          <w:sz w:val="28"/>
+          <w:szCs w:val="28"/>
+          <w:lang w:val="en-US" w:eastAsia="zh-CN"/>
+        </w:rPr>
+        <w:t>公司设置统一对外服务电话，设置专职客户专员担任服务台，实现5*8小时的电话接听，并在其他时间转接到服务台的手机，达到7*24小时的远程服务支持。</w:t>
+      </w:r>
+    </w:p>
+    <w:p>
+      <w:pPr>
+        <w:keepNext w:val="0"/>
+        <w:keepLines w:val="0"/>
+        <w:pageBreakBefore w:val="0"/>
+        <w:widowControl/>
+        <w:kinsoku w:val="0"/>
+        <w:wordWrap/>
+        <w:overflowPunct/>
+        <w:topLinePunct w:val="0"/>
+        <w:autoSpaceDE w:val="0"/>
+        <w:autoSpaceDN w:val="0"/>
+        <w:bidi w:val="0"/>
+        <w:adjustRightInd w:val="0"/>
+        <w:snapToGrid w:val="0"/>
+        <w:spacing w:line="360" w:lineRule="auto"/>
+        <w:ind w:left="0" w:right="0" w:firstLine="560" w:firstLineChars="200"/>
+        <w:jc w:val="left"/>
+        <w:textAlignment w:val="baseline"/>
+        <w:rPr>
+          <w:rFonts w:hint="eastAsia" w:ascii="宋体" w:hAnsi="宋体" w:cs="宋体"/>
+          <w:sz w:val="28"/>
+          <w:szCs w:val="28"/>
+          <w:lang w:val="en-US" w:eastAsia="zh-CN"/>
+        </w:rPr>
+      </w:pPr>
+      <w:r>
+        <w:rPr>
+          <w:rFonts w:hint="eastAsia" w:ascii="宋体" w:hAnsi="宋体" w:cs="宋体"/>
+          <w:sz w:val="28"/>
+          <w:szCs w:val="28"/>
+          <w:lang w:val="en-US" w:eastAsia="zh-CN"/>
+        </w:rPr>
+        <w:t>服务台的基本功能是接收用户的各类使用问题请求，并在规定时间内为用户直接远程解决相关问题，如遇复杂问题则转交二线支持，同时还需跟踪解决情况并及时反馈以便最终解决用户问题。在此基础上，服务台还要对服务过程和结果进行记录，以便分析总结，提高问题解决速度，保证服务SLA的达成。</w:t>
+      </w:r>
+      <w:bookmarkStart w:id="9" w:name="_GoBack"/>
+      <w:bookmarkEnd w:id="9"/>
+    </w:p>
+    <w:p>
+      <w:pPr>
+        <w:pStyle w:val="26"/>
+        <w:bidi w:val="0"/>
+      </w:pPr>
+      <w:bookmarkStart w:id="5" w:name="_Toc4860"/>
+      <w:r>
+        <w:t>严格要求服务台工作</w:t>
+      </w:r>
+      <w:bookmarkEnd w:id="5"/>
+    </w:p>
+    <w:p>
+      <w:pPr>
+        <w:keepNext w:val="0"/>
+        <w:keepLines w:val="0"/>
+        <w:pageBreakBefore w:val="0"/>
+        <w:widowControl/>
+        <w:kinsoku w:val="0"/>
+        <w:wordWrap/>
+        <w:overflowPunct/>
+        <w:topLinePunct w:val="0"/>
+        <w:autoSpaceDE w:val="0"/>
+        <w:autoSpaceDN w:val="0"/>
+        <w:bidi w:val="0"/>
+        <w:adjustRightInd w:val="0"/>
+        <w:snapToGrid w:val="0"/>
+        <w:spacing w:line="360" w:lineRule="auto"/>
+        <w:ind w:left="0" w:right="0" w:firstLine="560" w:firstLineChars="200"/>
+        <w:jc w:val="left"/>
+        <w:textAlignment w:val="baseline"/>
+        <w:rPr>
+          <w:rFonts w:hint="eastAsia" w:ascii="宋体" w:hAnsi="宋体" w:cs="宋体"/>
+          <w:sz w:val="28"/>
+          <w:szCs w:val="28"/>
+          <w:lang w:val="en-US" w:eastAsia="zh-CN"/>
+        </w:rPr>
+      </w:pPr>
+      <w:r>
+        <w:rPr>
+          <w:rFonts w:hint="eastAsia" w:ascii="宋体" w:hAnsi="宋体" w:cs="宋体"/>
+          <w:sz w:val="28"/>
+          <w:szCs w:val="28"/>
+          <w:lang w:val="en-US" w:eastAsia="zh-CN"/>
+        </w:rPr>
+        <w:t>通过严格执行《服务台操作手册》、《服务台管理制度》明确客服的操作职责，结合公司往年的运行情况，2025年服务台录入事件的完整性目标值要求需达到95%。</w:t>
+      </w:r>
+    </w:p>
+    <w:p>
+      <w:pPr>
+        <w:pStyle w:val="28"/>
+        <w:bidi w:val="0"/>
+      </w:pPr>
+      <w:bookmarkStart w:id="6" w:name="_Toc3229"/>
+      <w:r>
+        <w:t>提升服务台工作效率</w:t>
+      </w:r>
+      <w:bookmarkEnd w:id="6"/>
+    </w:p>
+    <w:p>
+      <w:pPr>
+        <w:keepNext w:val="0"/>
+        <w:keepLines w:val="0"/>
+        <w:pageBreakBefore w:val="0"/>
+        <w:widowControl/>
+        <w:kinsoku w:val="0"/>
+        <w:wordWrap/>
+        <w:overflowPunct/>
+        <w:topLinePunct w:val="0"/>
+        <w:autoSpaceDE w:val="0"/>
+        <w:autoSpaceDN w:val="0"/>
+        <w:bidi w:val="0"/>
+        <w:adjustRightInd w:val="0"/>
+        <w:snapToGrid w:val="0"/>
+        <w:spacing w:line="360" w:lineRule="auto"/>
+        <w:ind w:left="0" w:right="0" w:firstLine="560" w:firstLineChars="200"/>
+        <w:jc w:val="left"/>
+        <w:textAlignment w:val="baseline"/>
+        <w:rPr>
+          <w:rFonts w:hint="eastAsia" w:ascii="宋体" w:hAnsi="宋体" w:cs="宋体"/>
+          <w:sz w:val="28"/>
+          <w:szCs w:val="28"/>
+          <w:lang w:val="en-US" w:eastAsia="zh-CN"/>
+        </w:rPr>
+      </w:pPr>
+      <w:r>
+        <w:rPr>
+          <w:rFonts w:hint="eastAsia" w:ascii="宋体" w:hAnsi="宋体" w:cs="宋体"/>
+          <w:sz w:val="28"/>
+          <w:szCs w:val="28"/>
+          <w:lang w:val="en-US" w:eastAsia="zh-CN"/>
+        </w:rPr>
+        <w:t>实现运维服务入口的统一，并达到服务台的标准化和规范化:所有运维请求，都需通过服务台，由服务台首先接单，然后统一分派人员解决问题，使服务台成为真正的唯一联系点，方便为客户提供服务。通过建立服务台规范和制度，明确服务台的首问责任制，并采取标准化用语和处理流程，大幅提升服务台的规范化和标准化，提升公司的服务形象。</w:t>
+      </w:r>
+    </w:p>
+    <w:p>
+      <w:pPr>
+        <w:keepNext w:val="0"/>
+        <w:keepLines w:val="0"/>
+        <w:pageBreakBefore w:val="0"/>
+        <w:widowControl/>
+        <w:kinsoku w:val="0"/>
+        <w:wordWrap/>
+        <w:overflowPunct/>
+        <w:topLinePunct w:val="0"/>
+        <w:autoSpaceDE w:val="0"/>
+        <w:autoSpaceDN w:val="0"/>
+        <w:bidi w:val="0"/>
+        <w:adjustRightInd w:val="0"/>
+        <w:snapToGrid w:val="0"/>
+        <w:spacing w:line="360" w:lineRule="auto"/>
+        <w:ind w:left="0" w:right="0" w:firstLine="560" w:firstLineChars="200"/>
+        <w:jc w:val="left"/>
+        <w:textAlignment w:val="baseline"/>
+        <w:rPr>
+          <w:rFonts w:hint="eastAsia" w:ascii="宋体" w:hAnsi="宋体" w:cs="宋体"/>
+          <w:sz w:val="28"/>
+          <w:szCs w:val="28"/>
+          <w:lang w:val="en-US" w:eastAsia="zh-CN"/>
+        </w:rPr>
+      </w:pPr>
+      <w:r>
+        <w:rPr>
+          <w:rFonts w:hint="eastAsia" w:ascii="宋体" w:hAnsi="宋体" w:cs="宋体"/>
+          <w:sz w:val="28"/>
+          <w:szCs w:val="28"/>
+          <w:lang w:val="en-US" w:eastAsia="zh-CN"/>
+        </w:rPr>
+        <w:t>实现服务水平协议(SLA)的标准化管理:在运维项目立项或签订合同时，就与用户商定好各类故障和问题的不同级别和响应时间，根据服务级别来有序解决。在明确双方要求的基础上，大幅提高客户满意度，并为运维团队提供考核依据。</w:t>
+      </w:r>
+    </w:p>
+    <w:p>
+      <w:pPr>
+        <w:keepNext w:val="0"/>
+        <w:keepLines w:val="0"/>
+        <w:pageBreakBefore w:val="0"/>
+        <w:widowControl/>
+        <w:kinsoku w:val="0"/>
+        <w:wordWrap/>
+        <w:overflowPunct/>
+        <w:topLinePunct w:val="0"/>
+        <w:autoSpaceDE w:val="0"/>
+        <w:autoSpaceDN w:val="0"/>
+        <w:bidi w:val="0"/>
+        <w:adjustRightInd w:val="0"/>
+        <w:snapToGrid w:val="0"/>
+        <w:spacing w:line="360" w:lineRule="auto"/>
+        <w:ind w:left="0" w:right="0" w:firstLine="560" w:firstLineChars="200"/>
+        <w:jc w:val="left"/>
+        <w:textAlignment w:val="baseline"/>
+        <w:rPr>
+          <w:rFonts w:hint="eastAsia" w:ascii="宋体" w:hAnsi="宋体" w:cs="宋体"/>
+          <w:sz w:val="28"/>
+          <w:szCs w:val="28"/>
+          <w:lang w:val="en-US" w:eastAsia="zh-CN"/>
+        </w:rPr>
+      </w:pPr>
+      <w:r>
+        <w:rPr>
+          <w:rFonts w:hint="eastAsia" w:ascii="宋体" w:hAnsi="宋体" w:cs="宋体"/>
+          <w:sz w:val="28"/>
+          <w:szCs w:val="28"/>
+          <w:lang w:val="en-US" w:eastAsia="zh-CN"/>
+        </w:rPr>
+        <w:t>随着运维项目的增加，客户需求与问题增多，为提升服务效率，增加坐席人员。实现流程、运维软件和人员的集成:服务台承担起监控管理和主动改善IT现状的职责，结合运维管理平台实现整个运维过程的可视化和可追溯管理。在运维管理平台的辅助下，结合服务台记录的数据和专家团队的经验可快速给出服务台运营报告，并提出改进建议，避免常见问题重复发生，主动防患运维风险，使运维服务变被动为主动改善。</w:t>
+      </w:r>
+    </w:p>
+    <w:p>
+      <w:pPr>
+        <w:keepNext w:val="0"/>
+        <w:keepLines w:val="0"/>
+        <w:pageBreakBefore w:val="0"/>
+        <w:widowControl/>
+        <w:kinsoku w:val="0"/>
+        <w:wordWrap/>
+        <w:overflowPunct/>
+        <w:topLinePunct w:val="0"/>
+        <w:autoSpaceDE w:val="0"/>
+        <w:autoSpaceDN w:val="0"/>
+        <w:bidi w:val="0"/>
+        <w:adjustRightInd w:val="0"/>
+        <w:snapToGrid w:val="0"/>
+        <w:spacing w:line="360" w:lineRule="auto"/>
+        <w:ind w:left="0" w:right="0" w:firstLine="560" w:firstLineChars="200"/>
+        <w:jc w:val="left"/>
+        <w:textAlignment w:val="baseline"/>
+        <w:rPr>
+          <w:rFonts w:hint="eastAsia" w:ascii="宋体" w:hAnsi="宋体" w:cs="宋体"/>
+          <w:sz w:val="28"/>
+          <w:szCs w:val="28"/>
+          <w:lang w:val="en-US" w:eastAsia="zh-CN"/>
+        </w:rPr>
+      </w:pPr>
+      <w:r>
+        <w:rPr>
+          <w:rFonts w:hint="eastAsia" w:ascii="宋体" w:hAnsi="宋体" w:cs="宋体"/>
+          <w:sz w:val="28"/>
+          <w:szCs w:val="28"/>
+          <w:lang w:val="en-US" w:eastAsia="zh-CN"/>
+        </w:rPr>
+        <w:t>总体来说，服务台首先实现统一规范管理并同时处理大量的服务请求，避免了因找不到特定技术人员而耽误时间，降低运营成本;其次通过对服务台的管理，结合建立服务知识，明确服务人员绩效考核等。</w:t>
+      </w:r>
+    </w:p>
+    <w:p>
+      <w:pPr>
+        <w:keepNext w:val="0"/>
+        <w:keepLines w:val="0"/>
+        <w:pageBreakBefore w:val="0"/>
+        <w:widowControl/>
+        <w:kinsoku w:val="0"/>
+        <w:wordWrap/>
+        <w:overflowPunct/>
+        <w:topLinePunct w:val="0"/>
+        <w:autoSpaceDE w:val="0"/>
+        <w:autoSpaceDN w:val="0"/>
+        <w:bidi w:val="0"/>
+        <w:adjustRightInd w:val="0"/>
+        <w:snapToGrid w:val="0"/>
+        <w:spacing w:line="360" w:lineRule="auto"/>
+        <w:ind w:left="0" w:right="0" w:firstLine="560" w:firstLineChars="200"/>
+        <w:jc w:val="left"/>
+        <w:textAlignment w:val="baseline"/>
+        <w:rPr>
+          <w:rFonts w:hint="eastAsia" w:ascii="宋体" w:hAnsi="宋体" w:cs="宋体"/>
+          <w:sz w:val="28"/>
+          <w:szCs w:val="28"/>
+          <w:lang w:val="en-US" w:eastAsia="zh-CN"/>
+        </w:rPr>
+      </w:pPr>
+      <w:r>
+        <w:rPr>
+          <w:rFonts w:hint="eastAsia" w:ascii="宋体" w:hAnsi="宋体" w:cs="宋体"/>
+          <w:sz w:val="28"/>
+          <w:szCs w:val="28"/>
+          <w:lang w:val="en-US" w:eastAsia="zh-CN"/>
+        </w:rPr>
+        <w:t>实现运维服务入口的统一，并达到服务台的标准化和规范化:所有运维请求，都需通过服务台，由服务台首先接单，然后统一分派人员解决问题，使服务台成为真正的唯一联系点，方便为客户提供服务。</w:t>
+      </w:r>
+    </w:p>
+    <w:p>
+      <w:pPr>
+        <w:pStyle w:val="28"/>
+        <w:bidi w:val="0"/>
+      </w:pPr>
+      <w:bookmarkStart w:id="7" w:name="_Toc29369"/>
+      <w:r>
+        <w:t>服务台</w:t>
+      </w:r>
+      <w:r>
+        <w:rPr>
+          <w:rFonts w:hint="eastAsia"/>
+          <w:lang w:val="en-US" w:eastAsia="zh-CN"/>
+        </w:rPr>
+        <w:t>指标完成情况</w:t>
+      </w:r>
+      <w:bookmarkEnd w:id="7"/>
+    </w:p>
+    <w:p>
+      <w:pPr>
+        <w:keepNext w:val="0"/>
+        <w:keepLines w:val="0"/>
+        <w:pageBreakBefore w:val="0"/>
+        <w:widowControl/>
+        <w:kinsoku w:val="0"/>
+        <w:wordWrap/>
+        <w:overflowPunct/>
+        <w:topLinePunct w:val="0"/>
+        <w:autoSpaceDE w:val="0"/>
+        <w:autoSpaceDN w:val="0"/>
+        <w:bidi w:val="0"/>
+        <w:adjustRightInd w:val="0"/>
+        <w:snapToGrid w:val="0"/>
+        <w:spacing w:line="360" w:lineRule="auto"/>
+        <w:ind w:left="0" w:right="0" w:firstLine="560" w:firstLineChars="200"/>
+        <w:jc w:val="left"/>
+        <w:textAlignment w:val="baseline"/>
+        <w:rPr>
+          <w:rFonts w:hint="eastAsia" w:ascii="宋体" w:hAnsi="宋体" w:cs="宋体"/>
+          <w:sz w:val="28"/>
+          <w:szCs w:val="28"/>
+          <w:lang w:val="en-US" w:eastAsia="zh-CN"/>
+        </w:rPr>
+      </w:pPr>
+      <w:r>
+        <w:rPr>
+          <w:rFonts w:hint="eastAsia" w:ascii="宋体" w:hAnsi="宋体" w:cs="宋体"/>
+          <w:sz w:val="28"/>
+          <w:szCs w:val="28"/>
+          <w:lang w:val="en-US" w:eastAsia="zh-CN"/>
+        </w:rPr>
+        <w:t>由于实现了服务台的标准化及制度化，并将运维人员分级管理，方便服务台人员对派单，因此服务台录入事件的完整率逐年提升，2025年设定的目标均为95%，经过2025年季度KPI跟踪，2025年第一、二和三季度服务台录入事件的完整率均达到100%。</w:t>
+      </w:r>
+    </w:p>
+    <w:p>
+      <w:pPr>
+        <w:pStyle w:val="26"/>
+        <w:bidi w:val="0"/>
+        <w:rPr>
+          <w:rFonts w:hint="eastAsia"/>
+          <w:lang w:val="en-US" w:eastAsia="zh-CN"/>
+        </w:rPr>
+      </w:pPr>
+      <w:bookmarkStart w:id="8" w:name="_Toc2201"/>
+      <w:r>
+        <w:rPr>
+          <w:rFonts w:hint="eastAsia"/>
+          <w:lang w:val="en-US" w:eastAsia="zh-CN"/>
+        </w:rPr>
+        <w:t>总结</w:t>
+      </w:r>
+      <w:bookmarkEnd w:id="8"/>
+    </w:p>
+    <w:p>
+      <w:pPr>
+        <w:keepNext w:val="0"/>
+        <w:keepLines w:val="0"/>
+        <w:pageBreakBefore w:val="0"/>
+        <w:widowControl/>
+        <w:kinsoku w:val="0"/>
+        <w:wordWrap/>
+        <w:overflowPunct/>
+        <w:topLinePunct w:val="0"/>
+        <w:autoSpaceDE w:val="0"/>
+        <w:autoSpaceDN w:val="0"/>
+        <w:bidi w:val="0"/>
+        <w:adjustRightInd w:val="0"/>
+        <w:snapToGrid w:val="0"/>
+        <w:spacing w:line="360" w:lineRule="auto"/>
+        <w:ind w:left="0" w:right="0" w:firstLine="560" w:firstLineChars="200"/>
+        <w:jc w:val="left"/>
+        <w:textAlignment w:val="baseline"/>
+        <w:rPr>
+          <w:rFonts w:hint="eastAsia" w:ascii="宋体" w:hAnsi="宋体" w:cs="宋体"/>
+          <w:sz w:val="28"/>
+          <w:szCs w:val="28"/>
+          <w:lang w:val="en-US" w:eastAsia="zh-CN"/>
+        </w:rPr>
+      </w:pPr>
+      <w:r>
+        <w:rPr>
+          <w:rFonts w:hint="eastAsia" w:ascii="宋体" w:hAnsi="宋体" w:cs="宋体"/>
+          <w:sz w:val="28"/>
+          <w:szCs w:val="28"/>
+          <w:lang w:val="en-US" w:eastAsia="zh-CN"/>
+        </w:rPr>
+        <w:t>截止2025年10月，公司服务台在 “服务台录入事件完整率”这一关键绩效指标上表现优异，不仅稳定达成年度目标，更实现了100%的完整记录，为运维服务的标准化、规范化管理奠定了坚实的数据基础，有效支撑了服务级别协议（SLA）的达成与客户满意度的提升。</w:t>
+      </w:r>
     </w:p>
     <w:sectPr>
       <w:headerReference r:id="rId9" w:type="default"/>
       <w:footerReference r:id="rId10" w:type="default"/>
       <w:pgSz w:w="11906" w:h="16839"/>
-      <w:pgMar w:top="400" w:right="1305" w:bottom="885" w:left="1088" w:header="0" w:footer="720" w:gutter="0"/>
+      <w:pgMar w:top="1240" w:right="1305" w:bottom="885" w:left="1088" w:header="0" w:footer="720" w:gutter="0"/>
       <w:cols w:space="720" w:num="1"/>
     </w:sectPr>
   </w:body>
